--- a/deliverables/report/title-page.docx
+++ b/deliverables/report/title-page.docx
@@ -72,7 +72,7 @@
                     </pic:cNvPicPr>
                   </pic:nvPicPr>
                   <pic:blipFill>
-                    <a:blip r:embed="rId8" cstate="print">
+                    <a:blip r:embed="rId9" cstate="print">
                       <a:extLst>
                         <a:ext uri="{28A0092B-C50C-407E-A947-70E740481C1C}">
                           <a14:useLocalDpi xmlns:a14="http://schemas.microsoft.com/office/drawing/2010/main" val="0"/>
@@ -324,6 +324,821 @@
         <w:t>Group 3</w:t>
       </w:r>
     </w:p>
+    <w:p>
+      <w:pPr>
+        <w:jc w:val="center"/>
+        <w:rPr>
+          <w:rFonts w:asciiTheme="minorHAnsi" w:eastAsia="Times New Roman" w:hAnsiTheme="minorHAnsi" w:cstheme="minorHAnsi"/>
+        </w:rPr>
+      </w:pPr>
+    </w:p>
+    <w:tbl>
+      <w:tblPr>
+        <w:tblStyle w:val="TableGrid"/>
+        <w:tblW w:w="10402" w:type="dxa"/>
+        <w:jc w:val="center"/>
+        <w:tblBorders>
+          <w:top w:val="none" w:sz="0" w:space="0" w:color="auto"/>
+          <w:left w:val="none" w:sz="0" w:space="0" w:color="auto"/>
+          <w:bottom w:val="none" w:sz="0" w:space="0" w:color="auto"/>
+          <w:right w:val="none" w:sz="0" w:space="0" w:color="auto"/>
+          <w:insideH w:val="none" w:sz="0" w:space="0" w:color="auto"/>
+          <w:insideV w:val="none" w:sz="0" w:space="0" w:color="auto"/>
+        </w:tblBorders>
+        <w:tblLook w:val="04A0" w:firstRow="1" w:lastRow="0" w:firstColumn="1" w:lastColumn="0" w:noHBand="0" w:noVBand="1"/>
+      </w:tblPr>
+      <w:tblGrid>
+        <w:gridCol w:w="3539"/>
+        <w:gridCol w:w="3544"/>
+        <w:gridCol w:w="3319"/>
+      </w:tblGrid>
+      <w:tr>
+        <w:trPr>
+          <w:trHeight w:val="2941"/>
+          <w:jc w:val="center"/>
+        </w:trPr>
+        <w:tc>
+          <w:tcPr>
+            <w:tcW w:w="3539" w:type="dxa"/>
+            <w:vAlign w:val="center"/>
+          </w:tcPr>
+          <w:p>
+            <w:pPr>
+              <w:jc w:val="center"/>
+              <w:rPr>
+                <w:rFonts w:asciiTheme="minorHAnsi" w:eastAsia="Times New Roman" w:hAnsiTheme="minorHAnsi" w:cstheme="minorHAnsi"/>
+              </w:rPr>
+            </w:pPr>
+            <w:r>
+              <w:rPr>
+                <w:rFonts w:asciiTheme="minorHAnsi" w:eastAsia="Times New Roman" w:hAnsiTheme="minorHAnsi" w:cstheme="minorHAnsi"/>
+                <w:noProof/>
+              </w:rPr>
+              <w:drawing>
+                <wp:inline distT="0" distB="0" distL="0" distR="0" wp14:anchorId="682DC324" wp14:editId="3EA43CBB">
+                  <wp:extent cx="1329614" cy="1580400"/>
+                  <wp:effectExtent l="12700" t="12700" r="17145" b="7620"/>
+                  <wp:docPr id="27" name="Picture 26" descr="A person in a suit and tie&#10;&#10;AI-generated content may be incorrect.">
+                    <a:extLst xmlns:a="http://schemas.openxmlformats.org/drawingml/2006/main">
+                      <a:ext uri="{FF2B5EF4-FFF2-40B4-BE49-F238E27FC236}">
+                        <a16:creationId xmlns:a16="http://schemas.microsoft.com/office/drawing/2014/main" id="{93279C2B-D0DF-6153-008C-A77E54832C3C}"/>
+                      </a:ext>
+                    </a:extLst>
+                  </wp:docPr>
+                  <wp:cNvGraphicFramePr>
+                    <a:graphicFrameLocks xmlns:a="http://schemas.openxmlformats.org/drawingml/2006/main" noChangeAspect="1"/>
+                  </wp:cNvGraphicFramePr>
+                  <a:graphic xmlns:a="http://schemas.openxmlformats.org/drawingml/2006/main">
+                    <a:graphicData uri="http://schemas.openxmlformats.org/drawingml/2006/picture">
+                      <pic:pic xmlns:pic="http://schemas.openxmlformats.org/drawingml/2006/picture">
+                        <pic:nvPicPr>
+                          <pic:cNvPr id="27" name="Picture 26" descr="A person in a suit and tie&#10;&#10;AI-generated content may be incorrect.">
+                            <a:extLst>
+                              <a:ext uri="{FF2B5EF4-FFF2-40B4-BE49-F238E27FC236}">
+                                <a16:creationId xmlns:a16="http://schemas.microsoft.com/office/drawing/2014/main" id="{93279C2B-D0DF-6153-008C-A77E54832C3C}"/>
+                              </a:ext>
+                            </a:extLst>
+                          </pic:cNvPr>
+                          <pic:cNvPicPr>
+                            <a:picLocks noChangeAspect="1"/>
+                          </pic:cNvPicPr>
+                        </pic:nvPicPr>
+                        <pic:blipFill>
+                          <a:blip r:embed="rId10"/>
+                          <a:stretch>
+                            <a:fillRect/>
+                          </a:stretch>
+                        </pic:blipFill>
+                        <pic:spPr>
+                          <a:xfrm>
+                            <a:off x="0" y="0"/>
+                            <a:ext cx="1329614" cy="1580400"/>
+                          </a:xfrm>
+                          <a:prstGeom prst="rect">
+                            <a:avLst/>
+                          </a:prstGeom>
+                          <a:ln>
+                            <a:solidFill>
+                              <a:schemeClr val="tx1"/>
+                            </a:solidFill>
+                          </a:ln>
+                        </pic:spPr>
+                      </pic:pic>
+                    </a:graphicData>
+                  </a:graphic>
+                </wp:inline>
+              </w:drawing>
+            </w:r>
+          </w:p>
+        </w:tc>
+        <w:tc>
+          <w:tcPr>
+            <w:tcW w:w="3544" w:type="dxa"/>
+            <w:vAlign w:val="center"/>
+          </w:tcPr>
+          <w:p>
+            <w:pPr>
+              <w:jc w:val="center"/>
+              <w:rPr>
+                <w:rFonts w:asciiTheme="minorHAnsi" w:eastAsia="Times New Roman" w:hAnsiTheme="minorHAnsi" w:cstheme="minorHAnsi"/>
+                <w:b/>
+                <w:bCs/>
+                <w:color w:val="000000"/>
+                <w:sz w:val="28"/>
+                <w:szCs w:val="28"/>
+              </w:rPr>
+            </w:pPr>
+            <w:r>
+              <w:rPr>
+                <w:rFonts w:asciiTheme="minorHAnsi" w:eastAsia="Times New Roman" w:hAnsiTheme="minorHAnsi" w:cstheme="minorHAnsi"/>
+                <w:b/>
+                <w:bCs/>
+                <w:noProof/>
+                <w:color w:val="000000"/>
+                <w:sz w:val="28"/>
+                <w:szCs w:val="28"/>
+              </w:rPr>
+              <w:drawing>
+                <wp:inline distT="0" distB="0" distL="0" distR="0" wp14:anchorId="7009477E" wp14:editId="2F08A2C9">
+                  <wp:extent cx="1414800" cy="1578495"/>
+                  <wp:effectExtent l="12700" t="12700" r="7620" b="9525"/>
+                  <wp:docPr id="28" name="Picture 27" descr="A person in a suit&#10;&#10;AI-generated content may be incorrect.">
+                    <a:extLst xmlns:a="http://schemas.openxmlformats.org/drawingml/2006/main">
+                      <a:ext uri="{FF2B5EF4-FFF2-40B4-BE49-F238E27FC236}">
+                        <a16:creationId xmlns:a16="http://schemas.microsoft.com/office/drawing/2014/main" id="{ACBD5910-5EBE-3B54-201D-CFAD265F9015}"/>
+                      </a:ext>
+                    </a:extLst>
+                  </wp:docPr>
+                  <wp:cNvGraphicFramePr>
+                    <a:graphicFrameLocks xmlns:a="http://schemas.openxmlformats.org/drawingml/2006/main" noChangeAspect="1"/>
+                  </wp:cNvGraphicFramePr>
+                  <a:graphic xmlns:a="http://schemas.openxmlformats.org/drawingml/2006/main">
+                    <a:graphicData uri="http://schemas.openxmlformats.org/drawingml/2006/picture">
+                      <pic:pic xmlns:pic="http://schemas.openxmlformats.org/drawingml/2006/picture">
+                        <pic:nvPicPr>
+                          <pic:cNvPr id="28" name="Picture 27" descr="A person in a suit&#10;&#10;AI-generated content may be incorrect.">
+                            <a:extLst>
+                              <a:ext uri="{FF2B5EF4-FFF2-40B4-BE49-F238E27FC236}">
+                                <a16:creationId xmlns:a16="http://schemas.microsoft.com/office/drawing/2014/main" id="{ACBD5910-5EBE-3B54-201D-CFAD265F9015}"/>
+                              </a:ext>
+                            </a:extLst>
+                          </pic:cNvPr>
+                          <pic:cNvPicPr>
+                            <a:picLocks noChangeAspect="1"/>
+                          </pic:cNvPicPr>
+                        </pic:nvPicPr>
+                        <pic:blipFill>
+                          <a:blip r:embed="rId11"/>
+                          <a:stretch>
+                            <a:fillRect/>
+                          </a:stretch>
+                        </pic:blipFill>
+                        <pic:spPr>
+                          <a:xfrm>
+                            <a:off x="0" y="0"/>
+                            <a:ext cx="1414800" cy="1578495"/>
+                          </a:xfrm>
+                          <a:prstGeom prst="rect">
+                            <a:avLst/>
+                          </a:prstGeom>
+                          <a:ln>
+                            <a:solidFill>
+                              <a:schemeClr val="tx1"/>
+                            </a:solidFill>
+                          </a:ln>
+                        </pic:spPr>
+                      </pic:pic>
+                    </a:graphicData>
+                  </a:graphic>
+                </wp:inline>
+              </w:drawing>
+            </w:r>
+          </w:p>
+        </w:tc>
+        <w:tc>
+          <w:tcPr>
+            <w:tcW w:w="3319" w:type="dxa"/>
+            <w:vAlign w:val="center"/>
+          </w:tcPr>
+          <w:p>
+            <w:pPr>
+              <w:jc w:val="center"/>
+              <w:rPr>
+                <w:rFonts w:asciiTheme="minorHAnsi" w:eastAsia="Times New Roman" w:hAnsiTheme="minorHAnsi" w:cstheme="minorHAnsi"/>
+                <w:b/>
+                <w:bCs/>
+                <w:color w:val="000000"/>
+                <w:sz w:val="28"/>
+                <w:szCs w:val="28"/>
+              </w:rPr>
+            </w:pPr>
+            <w:r>
+              <w:rPr>
+                <w:rFonts w:asciiTheme="minorHAnsi" w:eastAsia="Times New Roman" w:hAnsiTheme="minorHAnsi" w:cstheme="minorHAnsi"/>
+                <w:b/>
+                <w:bCs/>
+                <w:noProof/>
+                <w:color w:val="000000"/>
+                <w:sz w:val="28"/>
+                <w:szCs w:val="28"/>
+              </w:rPr>
+              <w:drawing>
+                <wp:inline distT="0" distB="0" distL="0" distR="0" wp14:anchorId="06774D75" wp14:editId="0C37F593">
+                  <wp:extent cx="1391808" cy="1579033"/>
+                  <wp:effectExtent l="12700" t="12700" r="18415" b="8890"/>
+                  <wp:docPr id="25" name="Picture 24" descr="A person taking a selfie&#10;&#10;AI-generated content may be incorrect.">
+                    <a:extLst xmlns:a="http://schemas.openxmlformats.org/drawingml/2006/main">
+                      <a:ext uri="{FF2B5EF4-FFF2-40B4-BE49-F238E27FC236}">
+                        <a16:creationId xmlns:a16="http://schemas.microsoft.com/office/drawing/2014/main" id="{EAB13367-8FEC-9F5C-34F8-31C0A72F8210}"/>
+                      </a:ext>
+                    </a:extLst>
+                  </wp:docPr>
+                  <wp:cNvGraphicFramePr>
+                    <a:graphicFrameLocks xmlns:a="http://schemas.openxmlformats.org/drawingml/2006/main" noChangeAspect="1"/>
+                  </wp:cNvGraphicFramePr>
+                  <a:graphic xmlns:a="http://schemas.openxmlformats.org/drawingml/2006/main">
+                    <a:graphicData uri="http://schemas.openxmlformats.org/drawingml/2006/picture">
+                      <pic:pic xmlns:pic="http://schemas.openxmlformats.org/drawingml/2006/picture">
+                        <pic:nvPicPr>
+                          <pic:cNvPr id="25" name="Picture 24" descr="A person taking a selfie&#10;&#10;AI-generated content may be incorrect.">
+                            <a:extLst>
+                              <a:ext uri="{FF2B5EF4-FFF2-40B4-BE49-F238E27FC236}">
+                                <a16:creationId xmlns:a16="http://schemas.microsoft.com/office/drawing/2014/main" id="{EAB13367-8FEC-9F5C-34F8-31C0A72F8210}"/>
+                              </a:ext>
+                            </a:extLst>
+                          </pic:cNvPr>
+                          <pic:cNvPicPr>
+                            <a:picLocks noChangeAspect="1"/>
+                          </pic:cNvPicPr>
+                        </pic:nvPicPr>
+                        <pic:blipFill>
+                          <a:blip r:embed="rId12"/>
+                          <a:stretch>
+                            <a:fillRect/>
+                          </a:stretch>
+                        </pic:blipFill>
+                        <pic:spPr>
+                          <a:xfrm>
+                            <a:off x="0" y="0"/>
+                            <a:ext cx="1415298" cy="1605683"/>
+                          </a:xfrm>
+                          <a:prstGeom prst="rect">
+                            <a:avLst/>
+                          </a:prstGeom>
+                          <a:ln>
+                            <a:solidFill>
+                              <a:schemeClr val="tx1"/>
+                            </a:solidFill>
+                          </a:ln>
+                        </pic:spPr>
+                      </pic:pic>
+                    </a:graphicData>
+                  </a:graphic>
+                </wp:inline>
+              </w:drawing>
+            </w:r>
+          </w:p>
+        </w:tc>
+      </w:tr>
+      <w:tr>
+        <w:trPr>
+          <w:trHeight w:val="539"/>
+          <w:jc w:val="center"/>
+        </w:trPr>
+        <w:tc>
+          <w:tcPr>
+            <w:tcW w:w="3539" w:type="dxa"/>
+            <w:vAlign w:val="center"/>
+          </w:tcPr>
+          <w:p>
+            <w:pPr>
+              <w:pStyle w:val="ListParagraph"/>
+              <w:numPr>
+                <w:ilvl w:val="0"/>
+                <w:numId w:val="3"/>
+              </w:numPr>
+              <w:jc w:val="center"/>
+              <w:rPr>
+                <w:rFonts w:asciiTheme="minorHAnsi" w:eastAsia="Times New Roman" w:hAnsiTheme="minorHAnsi" w:cstheme="minorHAnsi"/>
+                <w:b/>
+                <w:bCs/>
+                <w:color w:val="000000"/>
+                <w:sz w:val="28"/>
+                <w:szCs w:val="28"/>
+              </w:rPr>
+            </w:pPr>
+            <w:r>
+              <w:rPr>
+                <w:rFonts w:asciiTheme="minorHAnsi" w:eastAsia="Times New Roman" w:hAnsiTheme="minorHAnsi" w:cstheme="minorHAnsi"/>
+                <w:b/>
+                <w:bCs/>
+                <w:color w:val="000000"/>
+                <w:sz w:val="28"/>
+                <w:szCs w:val="28"/>
+              </w:rPr>
+              <w:t>Dev Vagrecha - A049</w:t>
+            </w:r>
+          </w:p>
+        </w:tc>
+        <w:tc>
+          <w:tcPr>
+            <w:tcW w:w="3544" w:type="dxa"/>
+            <w:vAlign w:val="center"/>
+          </w:tcPr>
+          <w:p>
+            <w:pPr>
+              <w:pStyle w:val="ListParagraph"/>
+              <w:numPr>
+                <w:ilvl w:val="0"/>
+                <w:numId w:val="3"/>
+              </w:numPr>
+              <w:jc w:val="center"/>
+              <w:rPr>
+                <w:rFonts w:asciiTheme="minorHAnsi" w:eastAsia="Times New Roman" w:hAnsiTheme="minorHAnsi" w:cstheme="minorHAnsi"/>
+                <w:b/>
+                <w:bCs/>
+                <w:color w:val="000000"/>
+                <w:sz w:val="28"/>
+                <w:szCs w:val="28"/>
+              </w:rPr>
+            </w:pPr>
+            <w:r>
+              <w:rPr>
+                <w:rFonts w:asciiTheme="minorHAnsi" w:eastAsia="Times New Roman" w:hAnsiTheme="minorHAnsi" w:cstheme="minorHAnsi"/>
+                <w:b/>
+                <w:bCs/>
+                <w:color w:val="000000"/>
+                <w:sz w:val="28"/>
+                <w:szCs w:val="28"/>
+              </w:rPr>
+              <w:t xml:space="preserve">Samruddhi </w:t>
+            </w:r>
+            <w:r>
+              <w:rPr>
+                <w:rFonts w:asciiTheme="minorHAnsi" w:eastAsia="Times New Roman" w:hAnsiTheme="minorHAnsi" w:cstheme="minorHAnsi"/>
+                <w:b/>
+                <w:bCs/>
+                <w:color w:val="000000"/>
+                <w:sz w:val="28"/>
+                <w:szCs w:val="28"/>
+              </w:rPr>
+              <w:t>Pradhan</w:t>
+            </w:r>
+            <w:r>
+              <w:rPr>
+                <w:rFonts w:asciiTheme="minorHAnsi" w:eastAsia="Times New Roman" w:hAnsiTheme="minorHAnsi" w:cstheme="minorHAnsi"/>
+                <w:b/>
+                <w:bCs/>
+                <w:color w:val="000000"/>
+                <w:sz w:val="28"/>
+                <w:szCs w:val="28"/>
+              </w:rPr>
+              <w:t>- A054</w:t>
+            </w:r>
+            <w:r>
+              <w:rPr>
+                <w:rFonts w:asciiTheme="minorHAnsi" w:eastAsia="Times New Roman" w:hAnsiTheme="minorHAnsi" w:cstheme="minorHAnsi"/>
+                <w:b/>
+                <w:bCs/>
+                <w:color w:val="000000"/>
+                <w:sz w:val="28"/>
+                <w:szCs w:val="28"/>
+              </w:rPr>
+              <w:t xml:space="preserve"> </w:t>
+            </w:r>
+          </w:p>
+        </w:tc>
+        <w:tc>
+          <w:tcPr>
+            <w:tcW w:w="3319" w:type="dxa"/>
+            <w:vAlign w:val="center"/>
+          </w:tcPr>
+          <w:p>
+            <w:pPr>
+              <w:pStyle w:val="ListParagraph"/>
+              <w:numPr>
+                <w:ilvl w:val="0"/>
+                <w:numId w:val="3"/>
+              </w:numPr>
+              <w:jc w:val="center"/>
+              <w:rPr>
+                <w:rFonts w:asciiTheme="minorHAnsi" w:eastAsia="Times New Roman" w:hAnsiTheme="minorHAnsi" w:cstheme="minorHAnsi"/>
+                <w:b/>
+                <w:bCs/>
+                <w:color w:val="000000"/>
+                <w:sz w:val="28"/>
+                <w:szCs w:val="28"/>
+              </w:rPr>
+            </w:pPr>
+            <w:r>
+              <w:rPr>
+                <w:rFonts w:asciiTheme="minorHAnsi" w:eastAsia="Times New Roman" w:hAnsiTheme="minorHAnsi" w:cstheme="minorHAnsi"/>
+                <w:b/>
+                <w:bCs/>
+                <w:color w:val="000000"/>
+                <w:sz w:val="28"/>
+                <w:szCs w:val="28"/>
+              </w:rPr>
+              <w:t>Abhinav Kumar- A035</w:t>
+            </w:r>
+          </w:p>
+        </w:tc>
+      </w:tr>
+      <w:tr>
+        <w:trPr>
+          <w:trHeight w:val="2693"/>
+          <w:jc w:val="center"/>
+        </w:trPr>
+        <w:tc>
+          <w:tcPr>
+            <w:tcW w:w="3539" w:type="dxa"/>
+            <w:vAlign w:val="center"/>
+          </w:tcPr>
+          <w:p>
+            <w:pPr>
+              <w:jc w:val="center"/>
+              <w:rPr>
+                <w:rFonts w:asciiTheme="minorHAnsi" w:eastAsia="Times New Roman" w:hAnsiTheme="minorHAnsi" w:cstheme="minorHAnsi"/>
+              </w:rPr>
+            </w:pPr>
+            <w:r>
+              <w:rPr>
+                <w:rFonts w:asciiTheme="minorHAnsi" w:eastAsia="Times New Roman" w:hAnsiTheme="minorHAnsi" w:cstheme="minorHAnsi"/>
+                <w:noProof/>
+              </w:rPr>
+              <w:drawing>
+                <wp:inline distT="0" distB="0" distL="0" distR="0" wp14:anchorId="01515CD0" wp14:editId="29623E27">
+                  <wp:extent cx="1375833" cy="1560909"/>
+                  <wp:effectExtent l="12700" t="12700" r="8890" b="13970"/>
+                  <wp:docPr id="23" name="Picture 22" descr="A person in a suit&#10;&#10;AI-generated content may be incorrect.">
+                    <a:extLst xmlns:a="http://schemas.openxmlformats.org/drawingml/2006/main">
+                      <a:ext uri="{FF2B5EF4-FFF2-40B4-BE49-F238E27FC236}">
+                        <a16:creationId xmlns:a16="http://schemas.microsoft.com/office/drawing/2014/main" id="{4F2FFD0A-8546-A632-DAD5-161E2380D568}"/>
+                      </a:ext>
+                    </a:extLst>
+                  </wp:docPr>
+                  <wp:cNvGraphicFramePr>
+                    <a:graphicFrameLocks xmlns:a="http://schemas.openxmlformats.org/drawingml/2006/main" noChangeAspect="1"/>
+                  </wp:cNvGraphicFramePr>
+                  <a:graphic xmlns:a="http://schemas.openxmlformats.org/drawingml/2006/main">
+                    <a:graphicData uri="http://schemas.openxmlformats.org/drawingml/2006/picture">
+                      <pic:pic xmlns:pic="http://schemas.openxmlformats.org/drawingml/2006/picture">
+                        <pic:nvPicPr>
+                          <pic:cNvPr id="23" name="Picture 22" descr="A person in a suit&#10;&#10;AI-generated content may be incorrect.">
+                            <a:extLst>
+                              <a:ext uri="{FF2B5EF4-FFF2-40B4-BE49-F238E27FC236}">
+                                <a16:creationId xmlns:a16="http://schemas.microsoft.com/office/drawing/2014/main" id="{4F2FFD0A-8546-A632-DAD5-161E2380D568}"/>
+                              </a:ext>
+                            </a:extLst>
+                          </pic:cNvPr>
+                          <pic:cNvPicPr>
+                            <a:picLocks noChangeAspect="1"/>
+                          </pic:cNvPicPr>
+                        </pic:nvPicPr>
+                        <pic:blipFill>
+                          <a:blip r:embed="rId13"/>
+                          <a:srcRect l="19778" t="27166" r="20891" b="25238"/>
+                          <a:stretch>
+                            <a:fillRect/>
+                          </a:stretch>
+                        </pic:blipFill>
+                        <pic:spPr>
+                          <a:xfrm>
+                            <a:off x="0" y="0"/>
+                            <a:ext cx="1395541" cy="1583268"/>
+                          </a:xfrm>
+                          <a:prstGeom prst="rect">
+                            <a:avLst/>
+                          </a:prstGeom>
+                          <a:ln>
+                            <a:solidFill>
+                              <a:schemeClr val="tx1"/>
+                            </a:solidFill>
+                          </a:ln>
+                        </pic:spPr>
+                      </pic:pic>
+                    </a:graphicData>
+                  </a:graphic>
+                </wp:inline>
+              </w:drawing>
+            </w:r>
+          </w:p>
+        </w:tc>
+        <w:tc>
+          <w:tcPr>
+            <w:tcW w:w="3544" w:type="dxa"/>
+            <w:vAlign w:val="center"/>
+          </w:tcPr>
+          <w:p>
+            <w:pPr>
+              <w:jc w:val="center"/>
+              <w:rPr>
+                <w:rFonts w:asciiTheme="minorHAnsi" w:eastAsia="Times New Roman" w:hAnsiTheme="minorHAnsi" w:cstheme="minorHAnsi"/>
+                <w:b/>
+                <w:bCs/>
+                <w:color w:val="000000"/>
+                <w:sz w:val="28"/>
+                <w:szCs w:val="28"/>
+              </w:rPr>
+            </w:pPr>
+            <w:r>
+              <w:rPr>
+                <w:rFonts w:asciiTheme="minorHAnsi" w:eastAsia="Times New Roman" w:hAnsiTheme="minorHAnsi" w:cstheme="minorHAnsi"/>
+                <w:b/>
+                <w:bCs/>
+                <w:noProof/>
+                <w:color w:val="000000"/>
+                <w:sz w:val="28"/>
+                <w:szCs w:val="28"/>
+              </w:rPr>
+              <w:drawing>
+                <wp:inline distT="0" distB="0" distL="0" distR="0" wp14:anchorId="0820AB40" wp14:editId="6856763D">
+                  <wp:extent cx="1414800" cy="1578495"/>
+                  <wp:effectExtent l="12700" t="12700" r="7620" b="9525"/>
+                  <wp:docPr id="29" name="Picture 28" descr="A person in a suit and tie&#10;&#10;AI-generated content may be incorrect.">
+                    <a:extLst xmlns:a="http://schemas.openxmlformats.org/drawingml/2006/main">
+                      <a:ext uri="{FF2B5EF4-FFF2-40B4-BE49-F238E27FC236}">
+                        <a16:creationId xmlns:a16="http://schemas.microsoft.com/office/drawing/2014/main" id="{5E01B3DC-F89B-5113-E7AF-E22C5A8CB990}"/>
+                      </a:ext>
+                    </a:extLst>
+                  </wp:docPr>
+                  <wp:cNvGraphicFramePr>
+                    <a:graphicFrameLocks xmlns:a="http://schemas.openxmlformats.org/drawingml/2006/main" noChangeAspect="1"/>
+                  </wp:cNvGraphicFramePr>
+                  <a:graphic xmlns:a="http://schemas.openxmlformats.org/drawingml/2006/main">
+                    <a:graphicData uri="http://schemas.openxmlformats.org/drawingml/2006/picture">
+                      <pic:pic xmlns:pic="http://schemas.openxmlformats.org/drawingml/2006/picture">
+                        <pic:nvPicPr>
+                          <pic:cNvPr id="29" name="Picture 28" descr="A person in a suit and tie&#10;&#10;AI-generated content may be incorrect.">
+                            <a:extLst>
+                              <a:ext uri="{FF2B5EF4-FFF2-40B4-BE49-F238E27FC236}">
+                                <a16:creationId xmlns:a16="http://schemas.microsoft.com/office/drawing/2014/main" id="{5E01B3DC-F89B-5113-E7AF-E22C5A8CB990}"/>
+                              </a:ext>
+                            </a:extLst>
+                          </pic:cNvPr>
+                          <pic:cNvPicPr>
+                            <a:picLocks noChangeAspect="1"/>
+                          </pic:cNvPicPr>
+                        </pic:nvPicPr>
+                        <pic:blipFill>
+                          <a:blip r:embed="rId14"/>
+                          <a:stretch>
+                            <a:fillRect/>
+                          </a:stretch>
+                        </pic:blipFill>
+                        <pic:spPr>
+                          <a:xfrm>
+                            <a:off x="0" y="0"/>
+                            <a:ext cx="1414800" cy="1578495"/>
+                          </a:xfrm>
+                          <a:prstGeom prst="rect">
+                            <a:avLst/>
+                          </a:prstGeom>
+                          <a:ln>
+                            <a:solidFill>
+                              <a:schemeClr val="tx1"/>
+                            </a:solidFill>
+                          </a:ln>
+                        </pic:spPr>
+                      </pic:pic>
+                    </a:graphicData>
+                  </a:graphic>
+                </wp:inline>
+              </w:drawing>
+            </w:r>
+          </w:p>
+        </w:tc>
+        <w:tc>
+          <w:tcPr>
+            <w:tcW w:w="3319" w:type="dxa"/>
+            <w:vAlign w:val="center"/>
+          </w:tcPr>
+          <w:p>
+            <w:pPr>
+              <w:jc w:val="center"/>
+              <w:rPr>
+                <w:rFonts w:asciiTheme="minorHAnsi" w:eastAsia="Times New Roman" w:hAnsiTheme="minorHAnsi" w:cstheme="minorHAnsi"/>
+                <w:b/>
+                <w:bCs/>
+                <w:color w:val="000000"/>
+                <w:sz w:val="28"/>
+                <w:szCs w:val="28"/>
+              </w:rPr>
+            </w:pPr>
+            <w:r>
+              <w:rPr>
+                <w:rFonts w:asciiTheme="minorHAnsi" w:eastAsia="Times New Roman" w:hAnsiTheme="minorHAnsi" w:cstheme="minorHAnsi"/>
+                <w:b/>
+                <w:bCs/>
+                <w:noProof/>
+                <w:color w:val="000000"/>
+                <w:sz w:val="28"/>
+                <w:szCs w:val="28"/>
+              </w:rPr>
+              <w:drawing>
+                <wp:inline distT="0" distB="0" distL="0" distR="0" wp14:anchorId="3F94FD5B" wp14:editId="51C868AB">
+                  <wp:extent cx="1477434" cy="1586092"/>
+                  <wp:effectExtent l="12700" t="12700" r="8890" b="14605"/>
+                  <wp:docPr id="24" name="Picture 23" descr="A person with long curly hair wearing a black suit jacket&#10;&#10;AI-generated content may be incorrect.">
+                    <a:extLst xmlns:a="http://schemas.openxmlformats.org/drawingml/2006/main">
+                      <a:ext uri="{FF2B5EF4-FFF2-40B4-BE49-F238E27FC236}">
+                        <a16:creationId xmlns:a16="http://schemas.microsoft.com/office/drawing/2014/main" id="{D28C2D0C-E6BD-02C2-CD66-251C8D620AF1}"/>
+                      </a:ext>
+                    </a:extLst>
+                  </wp:docPr>
+                  <wp:cNvGraphicFramePr>
+                    <a:graphicFrameLocks xmlns:a="http://schemas.openxmlformats.org/drawingml/2006/main" noChangeAspect="1"/>
+                  </wp:cNvGraphicFramePr>
+                  <a:graphic xmlns:a="http://schemas.openxmlformats.org/drawingml/2006/main">
+                    <a:graphicData uri="http://schemas.openxmlformats.org/drawingml/2006/picture">
+                      <pic:pic xmlns:pic="http://schemas.openxmlformats.org/drawingml/2006/picture">
+                        <pic:nvPicPr>
+                          <pic:cNvPr id="24" name="Picture 23" descr="A person with long curly hair wearing a black suit jacket&#10;&#10;AI-generated content may be incorrect.">
+                            <a:extLst>
+                              <a:ext uri="{FF2B5EF4-FFF2-40B4-BE49-F238E27FC236}">
+                                <a16:creationId xmlns:a16="http://schemas.microsoft.com/office/drawing/2014/main" id="{D28C2D0C-E6BD-02C2-CD66-251C8D620AF1}"/>
+                              </a:ext>
+                            </a:extLst>
+                          </pic:cNvPr>
+                          <pic:cNvPicPr>
+                            <a:picLocks noChangeAspect="1"/>
+                          </pic:cNvPicPr>
+                        </pic:nvPicPr>
+                        <pic:blipFill>
+                          <a:blip r:embed="rId15"/>
+                          <a:srcRect l="11960" t="11589" r="5685"/>
+                          <a:stretch>
+                            <a:fillRect/>
+                          </a:stretch>
+                        </pic:blipFill>
+                        <pic:spPr>
+                          <a:xfrm>
+                            <a:off x="0" y="0"/>
+                            <a:ext cx="1498390" cy="1608589"/>
+                          </a:xfrm>
+                          <a:prstGeom prst="rect">
+                            <a:avLst/>
+                          </a:prstGeom>
+                          <a:ln w="12700">
+                            <a:solidFill>
+                              <a:schemeClr val="tx1"/>
+                            </a:solidFill>
+                          </a:ln>
+                        </pic:spPr>
+                      </pic:pic>
+                    </a:graphicData>
+                  </a:graphic>
+                </wp:inline>
+              </w:drawing>
+            </w:r>
+          </w:p>
+        </w:tc>
+      </w:tr>
+      <w:tr>
+        <w:trPr>
+          <w:trHeight w:val="543"/>
+          <w:jc w:val="center"/>
+        </w:trPr>
+        <w:tc>
+          <w:tcPr>
+            <w:tcW w:w="3539" w:type="dxa"/>
+            <w:vAlign w:val="center"/>
+          </w:tcPr>
+          <w:p>
+            <w:pPr>
+              <w:pStyle w:val="ListParagraph"/>
+              <w:numPr>
+                <w:ilvl w:val="0"/>
+                <w:numId w:val="3"/>
+              </w:numPr>
+              <w:jc w:val="center"/>
+              <w:rPr>
+                <w:rFonts w:asciiTheme="minorHAnsi" w:eastAsia="Times New Roman" w:hAnsiTheme="minorHAnsi" w:cstheme="minorHAnsi"/>
+                <w:b/>
+                <w:bCs/>
+                <w:color w:val="000000"/>
+                <w:sz w:val="28"/>
+                <w:szCs w:val="28"/>
+              </w:rPr>
+            </w:pPr>
+            <w:r>
+              <w:rPr>
+                <w:rFonts w:asciiTheme="minorHAnsi" w:eastAsia="Times New Roman" w:hAnsiTheme="minorHAnsi" w:cstheme="minorHAnsi"/>
+                <w:b/>
+                <w:bCs/>
+                <w:color w:val="000000"/>
+                <w:sz w:val="28"/>
+                <w:szCs w:val="28"/>
+              </w:rPr>
+              <w:t>Subham Ranjan - A017</w:t>
+            </w:r>
+          </w:p>
+        </w:tc>
+        <w:tc>
+          <w:tcPr>
+            <w:tcW w:w="3544" w:type="dxa"/>
+            <w:vAlign w:val="center"/>
+          </w:tcPr>
+          <w:p>
+            <w:pPr>
+              <w:pStyle w:val="ListParagraph"/>
+              <w:numPr>
+                <w:ilvl w:val="0"/>
+                <w:numId w:val="3"/>
+              </w:numPr>
+              <w:jc w:val="center"/>
+              <w:rPr>
+                <w:rFonts w:asciiTheme="minorHAnsi" w:eastAsia="Times New Roman" w:hAnsiTheme="minorHAnsi" w:cstheme="minorHAnsi"/>
+                <w:b/>
+                <w:bCs/>
+                <w:color w:val="000000"/>
+                <w:sz w:val="28"/>
+                <w:szCs w:val="28"/>
+              </w:rPr>
+            </w:pPr>
+            <w:r>
+              <w:rPr>
+                <w:rFonts w:asciiTheme="minorHAnsi" w:eastAsia="Times New Roman" w:hAnsiTheme="minorHAnsi" w:cstheme="minorHAnsi"/>
+                <w:b/>
+                <w:bCs/>
+                <w:color w:val="000000"/>
+                <w:sz w:val="28"/>
+                <w:szCs w:val="28"/>
+              </w:rPr>
+              <w:t>Yatharth Vi</w:t>
+            </w:r>
+            <w:r>
+              <w:rPr>
+                <w:rFonts w:asciiTheme="minorHAnsi" w:eastAsia="Times New Roman" w:hAnsiTheme="minorHAnsi" w:cstheme="minorHAnsi"/>
+                <w:b/>
+                <w:bCs/>
+                <w:color w:val="000000"/>
+                <w:sz w:val="28"/>
+                <w:szCs w:val="28"/>
+              </w:rPr>
+              <w:t>j</w:t>
+            </w:r>
+            <w:r>
+              <w:rPr>
+                <w:rFonts w:asciiTheme="minorHAnsi" w:eastAsia="Times New Roman" w:hAnsiTheme="minorHAnsi" w:cstheme="minorHAnsi"/>
+                <w:b/>
+                <w:bCs/>
+                <w:color w:val="000000"/>
+                <w:sz w:val="28"/>
+                <w:szCs w:val="28"/>
+              </w:rPr>
+              <w:t xml:space="preserve"> - A072</w:t>
+            </w:r>
+          </w:p>
+        </w:tc>
+        <w:tc>
+          <w:tcPr>
+            <w:tcW w:w="3319" w:type="dxa"/>
+            <w:vAlign w:val="center"/>
+          </w:tcPr>
+          <w:p>
+            <w:pPr>
+              <w:pStyle w:val="ListParagraph"/>
+              <w:numPr>
+                <w:ilvl w:val="0"/>
+                <w:numId w:val="3"/>
+              </w:numPr>
+              <w:jc w:val="center"/>
+              <w:rPr>
+                <w:rFonts w:asciiTheme="minorHAnsi" w:eastAsia="Times New Roman" w:hAnsiTheme="minorHAnsi" w:cstheme="minorHAnsi"/>
+                <w:b/>
+                <w:bCs/>
+                <w:color w:val="000000"/>
+                <w:sz w:val="28"/>
+                <w:szCs w:val="28"/>
+              </w:rPr>
+            </w:pPr>
+            <w:r>
+              <w:rPr>
+                <w:rFonts w:asciiTheme="minorHAnsi" w:eastAsia="Times New Roman" w:hAnsiTheme="minorHAnsi" w:cstheme="minorHAnsi"/>
+                <w:b/>
+                <w:bCs/>
+                <w:color w:val="000000"/>
+                <w:sz w:val="28"/>
+                <w:szCs w:val="28"/>
+              </w:rPr>
+              <w:t>Shriya . - A023</w:t>
+            </w:r>
+            <w:r>
+              <w:rPr>
+                <w:rFonts w:asciiTheme="minorHAnsi" w:eastAsia="Times New Roman" w:hAnsiTheme="minorHAnsi" w:cstheme="minorHAnsi"/>
+                <w:b/>
+                <w:bCs/>
+                <w:color w:val="000000"/>
+                <w:sz w:val="28"/>
+                <w:szCs w:val="28"/>
+              </w:rPr>
+              <w:t xml:space="preserve"> </w:t>
+            </w:r>
+          </w:p>
+        </w:tc>
+      </w:tr>
+    </w:tbl>
     <w:sectPr>
       <w:pgSz w:w="11906" w:h="16838"/>
       <w:pgMar w:top="1440" w:right="1440" w:bottom="1440" w:left="1440" w:header="720" w:footer="720" w:gutter="0"/>
